--- a/STARLAB_Unit_3/Appendixes/Appendix_U_Differentiation and Implementation Notes.docx
+++ b/STARLAB_Unit_3/Appendixes/Appendix_U_Differentiation and Implementation Notes.docx
@@ -4,7 +4,22 @@
   <w:body>
     <w:p>
       <w:pPr>
-        <w:pStyle w:val="Heading1"/>
+        <w:pStyle w:val="STARLABKicker"/>
+      </w:pPr>
+      <w:r>
+        <w:rPr>
+          <w:rFonts w:ascii="Arial" w:hAnsi="Arial" w:eastAsia="Arial" w:cs="Arial"/>
+          <w:color w:val="E31B23"/>
+          <w:sz w:val="18"/>
+          <w:szCs w:val="18"/>
+          <w:b w:val="1"/>
+        </w:rPr>
+        <w:t>STARLAB</w:t>
+      </w:r>
+    </w:p>
+    <w:p>
+      <w:pPr>
+        <w:pStyle w:val="STARLABResourceTitle"/>
         <w:keepNext w:val="0"/>
         <w:keepLines w:val="0"/>
         <w:spacing w:before="480" w:lineRule="auto"/>
@@ -15,18 +30,39 @@
           <w:szCs w:val="46"/>
         </w:rPr>
       </w:pPr>
-      <w:bookmarkStart w:colFirst="0" w:colLast="0" w:name="_jzdyg3ltqkq6" w:id="339"/>
-      <w:bookmarkEnd w:id="339"/>
       <w:r>
         <w:rPr>
+          <w:rFonts w:ascii="Arial" w:hAnsi="Arial" w:eastAsia="Arial" w:cs="Arial"/>
+          <w:color w:val="111111"/>
+          <w:sz w:val="38"/>
+          <w:szCs w:val="38"/>
           <w:b w:val="1"/>
-          <w:bCs w:val="1"/>
-          <w:sz w:val="46"/>
-          <w:szCs w:val="46"/>
-          <w:rtl w:val="0"/>
         </w:rPr>
-        <w:t xml:space="preserve">Appendix U: Differentiation and Implementation Notes</w:t>
+        <w:t>Differentiation and Implementation Notes</w:t>
       </w:r>
+    </w:p>
+    <w:p>
+      <w:pPr>
+        <w:pStyle w:val="STARLABResourceMeta"/>
+      </w:pPr>
+      <w:r>
+        <w:rPr>
+          <w:rFonts w:ascii="Arial" w:hAnsi="Arial" w:eastAsia="Arial" w:cs="Arial"/>
+          <w:color w:val="555555"/>
+          <w:sz w:val="17"/>
+          <w:szCs w:val="17"/>
+          <w:b w:val="1"/>
+        </w:rPr>
+        <w:t>Unit 3 | Appendix U | Week 16 | Optional / Teacher Reference</w:t>
+      </w:r>
+    </w:p>
+    <w:p>
+      <w:pPr>
+        <w:pStyle w:val="STARLABDivider"/>
+        <w:pBdr>
+          <w:bottom w:val="single" w:sz="12" w:space="1" w:color="E31B23"/>
+        </w:pBdr>
+      </w:pPr>
     </w:p>
     <w:p>
       <w:pPr>
@@ -45,11 +81,13 @@
       <w:bookmarkEnd w:id="340"/>
       <w:r>
         <w:rPr>
+          <w:rFonts w:ascii="Arial" w:hAnsi="Arial" w:eastAsia="Arial" w:cs="Arial"/>
           <w:b w:val="1"/>
           <w:bCs w:val="1"/>
-          <w:sz w:val="34"/>
-          <w:szCs w:val="34"/>
+          <w:sz w:val="22"/>
+          <w:szCs w:val="22"/>
           <w:rtl w:val="0"/>
+          <w:color w:val="111111"/>
         </w:rPr>
         <w:t xml:space="preserve">For Students Who Move Quickly</w:t>
       </w:r>
@@ -61,7 +99,11 @@
       </w:pPr>
       <w:r>
         <w:rPr>
+          <w:rFonts w:ascii="Arial" w:hAnsi="Arial" w:eastAsia="Arial" w:cs="Arial"/>
           <w:rtl w:val="0"/>
+          <w:color w:val="111111"/>
+          <w:sz w:val="18"/>
+          <w:szCs w:val="18"/>
         </w:rPr>
         <w:t xml:space="preserve">Encourage advanced students to:</w:t>
       </w:r>
@@ -77,7 +119,11 @@
       </w:pPr>
       <w:r>
         <w:rPr>
+          <w:rFonts w:ascii="Arial" w:hAnsi="Arial" w:eastAsia="Arial" w:cs="Arial"/>
           <w:rtl w:val="0"/>
+          <w:color w:val="111111"/>
+          <w:sz w:val="18"/>
+          <w:szCs w:val="18"/>
         </w:rPr>
         <w:t xml:space="preserve">Add additional trials</w:t>
       </w:r>
@@ -93,7 +139,11 @@
       </w:pPr>
       <w:r>
         <w:rPr>
+          <w:rFonts w:ascii="Arial" w:hAnsi="Arial" w:eastAsia="Arial" w:cs="Arial"/>
           <w:rtl w:val="0"/>
+          <w:color w:val="111111"/>
+          <w:sz w:val="18"/>
+          <w:szCs w:val="18"/>
         </w:rPr>
         <w:t xml:space="preserve">Improve measurement precision</w:t>
       </w:r>
@@ -109,7 +159,11 @@
       </w:pPr>
       <w:r>
         <w:rPr>
+          <w:rFonts w:ascii="Arial" w:hAnsi="Arial" w:eastAsia="Arial" w:cs="Arial"/>
           <w:rtl w:val="0"/>
+          <w:color w:val="111111"/>
+          <w:sz w:val="18"/>
+          <w:szCs w:val="18"/>
         </w:rPr>
         <w:t xml:space="preserve">Record uncertainty</w:t>
       </w:r>
@@ -125,7 +179,11 @@
       </w:pPr>
       <w:r>
         <w:rPr>
+          <w:rFonts w:ascii="Arial" w:hAnsi="Arial" w:eastAsia="Arial" w:cs="Arial"/>
           <w:rtl w:val="0"/>
+          <w:color w:val="111111"/>
+          <w:sz w:val="18"/>
+          <w:szCs w:val="18"/>
         </w:rPr>
         <w:t xml:space="preserve">Seek mentor feedback</w:t>
       </w:r>
@@ -141,7 +199,11 @@
       </w:pPr>
       <w:r>
         <w:rPr>
+          <w:rFonts w:ascii="Arial" w:hAnsi="Arial" w:eastAsia="Arial" w:cs="Arial"/>
           <w:rtl w:val="0"/>
+          <w:color w:val="111111"/>
+          <w:sz w:val="18"/>
+          <w:szCs w:val="18"/>
         </w:rPr>
         <w:t xml:space="preserve">Compare prototype iterations</w:t>
       </w:r>
@@ -157,7 +219,11 @@
       </w:pPr>
       <w:r>
         <w:rPr>
+          <w:rFonts w:ascii="Arial" w:hAnsi="Arial" w:eastAsia="Arial" w:cs="Arial"/>
           <w:rtl w:val="0"/>
+          <w:color w:val="111111"/>
+          <w:sz w:val="18"/>
+          <w:szCs w:val="18"/>
         </w:rPr>
         <w:t xml:space="preserve">Begin preliminary graphing</w:t>
       </w:r>
@@ -173,7 +239,11 @@
       </w:pPr>
       <w:r>
         <w:rPr>
+          <w:rFonts w:ascii="Arial" w:hAnsi="Arial" w:eastAsia="Arial" w:cs="Arial"/>
           <w:rtl w:val="0"/>
+          <w:color w:val="111111"/>
+          <w:sz w:val="18"/>
+          <w:szCs w:val="18"/>
         </w:rPr>
         <w:t xml:space="preserve">Document failure analysis</w:t>
       </w:r>
@@ -195,11 +265,13 @@
       <w:bookmarkEnd w:id="341"/>
       <w:r>
         <w:rPr>
+          <w:rFonts w:ascii="Arial" w:hAnsi="Arial" w:eastAsia="Arial" w:cs="Arial"/>
           <w:b w:val="1"/>
           <w:bCs w:val="1"/>
-          <w:sz w:val="34"/>
-          <w:szCs w:val="34"/>
+          <w:sz w:val="22"/>
+          <w:szCs w:val="22"/>
           <w:rtl w:val="0"/>
+          <w:color w:val="111111"/>
         </w:rPr>
         <w:t xml:space="preserve">For Students Who Are Behind</w:t>
       </w:r>
@@ -211,7 +283,11 @@
       </w:pPr>
       <w:r>
         <w:rPr>
+          <w:rFonts w:ascii="Arial" w:hAnsi="Arial" w:eastAsia="Arial" w:cs="Arial"/>
           <w:rtl w:val="0"/>
+          <w:color w:val="111111"/>
+          <w:sz w:val="18"/>
+          <w:szCs w:val="18"/>
         </w:rPr>
         <w:t xml:space="preserve">Use short, specific recovery goals:</w:t>
       </w:r>
@@ -227,7 +303,11 @@
       </w:pPr>
       <w:r>
         <w:rPr>
+          <w:rFonts w:ascii="Arial" w:hAnsi="Arial" w:eastAsia="Arial" w:cs="Arial"/>
           <w:rtl w:val="0"/>
+          <w:color w:val="111111"/>
+          <w:sz w:val="18"/>
+          <w:szCs w:val="18"/>
         </w:rPr>
         <w:t xml:space="preserve">Complete one approved pilot test.</w:t>
       </w:r>
@@ -243,7 +323,11 @@
       </w:pPr>
       <w:r>
         <w:rPr>
+          <w:rFonts w:ascii="Arial" w:hAnsi="Arial" w:eastAsia="Arial" w:cs="Arial"/>
           <w:rtl w:val="0"/>
+          <w:color w:val="111111"/>
+          <w:sz w:val="18"/>
+          <w:szCs w:val="18"/>
         </w:rPr>
         <w:t xml:space="preserve">Create a usable data table.</w:t>
       </w:r>
@@ -259,7 +343,11 @@
       </w:pPr>
       <w:r>
         <w:rPr>
+          <w:rFonts w:ascii="Arial" w:hAnsi="Arial" w:eastAsia="Arial" w:cs="Arial"/>
           <w:rtl w:val="0"/>
+          <w:color w:val="111111"/>
+          <w:sz w:val="18"/>
+          <w:szCs w:val="18"/>
         </w:rPr>
         <w:t xml:space="preserve">Collect one complete comparison set.</w:t>
       </w:r>
@@ -275,7 +363,11 @@
       </w:pPr>
       <w:r>
         <w:rPr>
+          <w:rFonts w:ascii="Arial" w:hAnsi="Arial" w:eastAsia="Arial" w:cs="Arial"/>
           <w:rtl w:val="0"/>
+          <w:color w:val="111111"/>
+          <w:sz w:val="18"/>
+          <w:szCs w:val="18"/>
         </w:rPr>
         <w:t xml:space="preserve">Document three research journal entries.</w:t>
       </w:r>
@@ -291,7 +383,11 @@
       </w:pPr>
       <w:r>
         <w:rPr>
+          <w:rFonts w:ascii="Arial" w:hAnsi="Arial" w:eastAsia="Arial" w:cs="Arial"/>
           <w:rtl w:val="0"/>
+          <w:color w:val="111111"/>
+          <w:sz w:val="18"/>
+          <w:szCs w:val="18"/>
         </w:rPr>
         <w:t xml:space="preserve">Write a reduced-scope plan.</w:t>
       </w:r>
@@ -303,7 +399,11 @@
       </w:pPr>
       <w:r>
         <w:rPr>
+          <w:rFonts w:ascii="Arial" w:hAnsi="Arial" w:eastAsia="Arial" w:cs="Arial"/>
           <w:rtl w:val="0"/>
+          <w:color w:val="111111"/>
+          <w:sz w:val="18"/>
+          <w:szCs w:val="18"/>
         </w:rPr>
         <w:t xml:space="preserve">Avoid vague goals such as “catch up.”</w:t>
       </w:r>
@@ -325,11 +425,13 @@
       <w:bookmarkEnd w:id="342"/>
       <w:r>
         <w:rPr>
+          <w:rFonts w:ascii="Arial" w:hAnsi="Arial" w:eastAsia="Arial" w:cs="Arial"/>
           <w:b w:val="1"/>
           <w:bCs w:val="1"/>
-          <w:sz w:val="34"/>
-          <w:szCs w:val="34"/>
+          <w:sz w:val="22"/>
+          <w:szCs w:val="22"/>
           <w:rtl w:val="0"/>
+          <w:color w:val="111111"/>
         </w:rPr>
         <w:t xml:space="preserve">For Students With Limited Data</w:t>
       </w:r>
@@ -341,7 +443,11 @@
       </w:pPr>
       <w:r>
         <w:rPr>
+          <w:rFonts w:ascii="Arial" w:hAnsi="Arial" w:eastAsia="Arial" w:cs="Arial"/>
           <w:rtl w:val="0"/>
+          <w:color w:val="111111"/>
+          <w:sz w:val="18"/>
+          <w:szCs w:val="18"/>
         </w:rPr>
         <w:t xml:space="preserve">They may still complete a meaningful project if they honestly frame it as:</w:t>
       </w:r>
@@ -357,7 +463,11 @@
       </w:pPr>
       <w:r>
         <w:rPr>
+          <w:rFonts w:ascii="Arial" w:hAnsi="Arial" w:eastAsia="Arial" w:cs="Arial"/>
           <w:rtl w:val="0"/>
+          <w:color w:val="111111"/>
+          <w:sz w:val="18"/>
+          <w:szCs w:val="18"/>
         </w:rPr>
         <w:t xml:space="preserve">A pilot study</w:t>
       </w:r>
@@ -373,7 +483,11 @@
       </w:pPr>
       <w:r>
         <w:rPr>
+          <w:rFonts w:ascii="Arial" w:hAnsi="Arial" w:eastAsia="Arial" w:cs="Arial"/>
           <w:rtl w:val="0"/>
+          <w:color w:val="111111"/>
+          <w:sz w:val="18"/>
+          <w:szCs w:val="18"/>
         </w:rPr>
         <w:t xml:space="preserve">A feasibility study</w:t>
       </w:r>
@@ -389,7 +503,11 @@
       </w:pPr>
       <w:r>
         <w:rPr>
+          <w:rFonts w:ascii="Arial" w:hAnsi="Arial" w:eastAsia="Arial" w:cs="Arial"/>
           <w:rtl w:val="0"/>
+          <w:color w:val="111111"/>
+          <w:sz w:val="18"/>
+          <w:szCs w:val="18"/>
         </w:rPr>
         <w:t xml:space="preserve">A prototype test</w:t>
       </w:r>
@@ -405,7 +523,11 @@
       </w:pPr>
       <w:r>
         <w:rPr>
+          <w:rFonts w:ascii="Arial" w:hAnsi="Arial" w:eastAsia="Arial" w:cs="Arial"/>
           <w:rtl w:val="0"/>
+          <w:color w:val="111111"/>
+          <w:sz w:val="18"/>
+          <w:szCs w:val="18"/>
         </w:rPr>
         <w:t xml:space="preserve">A failure analysis</w:t>
       </w:r>
@@ -421,7 +543,11 @@
       </w:pPr>
       <w:r>
         <w:rPr>
+          <w:rFonts w:ascii="Arial" w:hAnsi="Arial" w:eastAsia="Arial" w:cs="Arial"/>
           <w:rtl w:val="0"/>
+          <w:color w:val="111111"/>
+          <w:sz w:val="18"/>
+          <w:szCs w:val="18"/>
         </w:rPr>
         <w:t xml:space="preserve">A preliminary dataset</w:t>
       </w:r>
@@ -437,7 +563,11 @@
       </w:pPr>
       <w:r>
         <w:rPr>
+          <w:rFonts w:ascii="Arial" w:hAnsi="Arial" w:eastAsia="Arial" w:cs="Arial"/>
           <w:rtl w:val="0"/>
+          <w:color w:val="111111"/>
+          <w:sz w:val="18"/>
+          <w:szCs w:val="18"/>
         </w:rPr>
         <w:t xml:space="preserve">A method-development project</w:t>
       </w:r>
@@ -459,11 +589,13 @@
       <w:bookmarkEnd w:id="343"/>
       <w:r>
         <w:rPr>
+          <w:rFonts w:ascii="Arial" w:hAnsi="Arial" w:eastAsia="Arial" w:cs="Arial"/>
           <w:b w:val="1"/>
           <w:bCs w:val="1"/>
-          <w:sz w:val="34"/>
-          <w:szCs w:val="34"/>
+          <w:sz w:val="22"/>
+          <w:szCs w:val="22"/>
           <w:rtl w:val="0"/>
+          <w:color w:val="111111"/>
         </w:rPr>
         <w:t xml:space="preserve">For Students Working With Mentors</w:t>
       </w:r>
@@ -475,7 +607,11 @@
       </w:pPr>
       <w:r>
         <w:rPr>
+          <w:rFonts w:ascii="Arial" w:hAnsi="Arial" w:eastAsia="Arial" w:cs="Arial"/>
           <w:rtl w:val="0"/>
+          <w:color w:val="111111"/>
+          <w:sz w:val="18"/>
+          <w:szCs w:val="18"/>
         </w:rPr>
         <w:t xml:space="preserve">Require students to document mentor feedback. Mentor advice should not replace student understanding. Students should be able to explain why a change was made.</w:t>
       </w:r>
@@ -497,11 +633,13 @@
       <w:bookmarkEnd w:id="344"/>
       <w:r>
         <w:rPr>
+          <w:rFonts w:ascii="Arial" w:hAnsi="Arial" w:eastAsia="Arial" w:cs="Arial"/>
           <w:b w:val="1"/>
           <w:bCs w:val="1"/>
-          <w:sz w:val="34"/>
-          <w:szCs w:val="34"/>
+          <w:sz w:val="22"/>
+          <w:szCs w:val="22"/>
           <w:rtl w:val="0"/>
+          <w:color w:val="111111"/>
         </w:rPr>
         <w:t xml:space="preserve">For Students With Accessibility Needs</w:t>
       </w:r>
@@ -513,7 +651,11 @@
       </w:pPr>
       <w:r>
         <w:rPr>
+          <w:rFonts w:ascii="Arial" w:hAnsi="Arial" w:eastAsia="Arial" w:cs="Arial"/>
           <w:rtl w:val="0"/>
+          <w:color w:val="111111"/>
+          <w:sz w:val="18"/>
+          <w:szCs w:val="18"/>
         </w:rPr>
         <w:t xml:space="preserve">Support may include:</w:t>
       </w:r>
@@ -529,7 +671,11 @@
       </w:pPr>
       <w:r>
         <w:rPr>
+          <w:rFonts w:ascii="Arial" w:hAnsi="Arial" w:eastAsia="Arial" w:cs="Arial"/>
           <w:rtl w:val="0"/>
+          <w:color w:val="111111"/>
+          <w:sz w:val="18"/>
+          <w:szCs w:val="18"/>
         </w:rPr>
         <w:t xml:space="preserve">Voice-to-text journal entries</w:t>
       </w:r>
@@ -545,7 +691,11 @@
       </w:pPr>
       <w:r>
         <w:rPr>
+          <w:rFonts w:ascii="Arial" w:hAnsi="Arial" w:eastAsia="Arial" w:cs="Arial"/>
           <w:rtl w:val="0"/>
+          <w:color w:val="111111"/>
+          <w:sz w:val="18"/>
+          <w:szCs w:val="18"/>
         </w:rPr>
         <w:t xml:space="preserve">Photo-based documentation with captions</w:t>
       </w:r>
@@ -561,7 +711,11 @@
       </w:pPr>
       <w:r>
         <w:rPr>
+          <w:rFonts w:ascii="Arial" w:hAnsi="Arial" w:eastAsia="Arial" w:cs="Arial"/>
           <w:rtl w:val="0"/>
+          <w:color w:val="111111"/>
+          <w:sz w:val="18"/>
+          <w:szCs w:val="18"/>
         </w:rPr>
         <w:t xml:space="preserve">Shared digital templates</w:t>
       </w:r>
@@ -577,7 +731,11 @@
       </w:pPr>
       <w:r>
         <w:rPr>
+          <w:rFonts w:ascii="Arial" w:hAnsi="Arial" w:eastAsia="Arial" w:cs="Arial"/>
           <w:rtl w:val="0"/>
+          <w:color w:val="111111"/>
+          <w:sz w:val="18"/>
+          <w:szCs w:val="18"/>
         </w:rPr>
         <w:t xml:space="preserve">Teacher scribing during conferences</w:t>
       </w:r>
@@ -593,7 +751,11 @@
       </w:pPr>
       <w:r>
         <w:rPr>
+          <w:rFonts w:ascii="Arial" w:hAnsi="Arial" w:eastAsia="Arial" w:cs="Arial"/>
           <w:rtl w:val="0"/>
+          <w:color w:val="111111"/>
+          <w:sz w:val="18"/>
+          <w:szCs w:val="18"/>
         </w:rPr>
         <w:t xml:space="preserve">Reduced number of required written entries with stronger oral check-ins</w:t>
       </w:r>
@@ -609,7 +771,11 @@
       </w:pPr>
       <w:r>
         <w:rPr>
+          <w:rFonts w:ascii="Arial" w:hAnsi="Arial" w:eastAsia="Arial" w:cs="Arial"/>
           <w:rtl w:val="0"/>
+          <w:color w:val="111111"/>
+          <w:sz w:val="18"/>
+          <w:szCs w:val="18"/>
         </w:rPr>
         <w:t xml:space="preserve">Structured data tables</w:t>
       </w:r>
@@ -625,69 +791,68 @@
       </w:pPr>
       <w:r>
         <w:rPr>
+          <w:rFonts w:ascii="Arial" w:hAnsi="Arial" w:eastAsia="Arial" w:cs="Arial"/>
           <w:rtl w:val="0"/>
+          <w:color w:val="111111"/>
+          <w:sz w:val="18"/>
+          <w:szCs w:val="18"/>
         </w:rPr>
         <w:t xml:space="preserve">Partner support for setup or measurement, while preserving individual understanding</w:t>
       </w:r>
     </w:p>
-    <w:p>
-      <w:pPr>
-        <w:rPr/>
-      </w:pPr>
-      <w:r>
-        <w:pict>
-          <v:rect style="width:0.0pt;height:1.5pt" o:hr="t" o:hrstd="t" o:hralign="center" fillcolor="#A0A0A0" stroked="f"/>
-        </w:pict>
-      </w:r>
-      <w:r>
-        <w:rPr>
-          <w:rtl w:val="0"/>
-        </w:rPr>
-      </w:r>
-    </w:p>
-    <w:p>
-      <w:pPr>
-        <w:pStyle w:val="Heading1"/>
-        <w:keepNext w:val="0"/>
-        <w:keepLines w:val="0"/>
-        <w:spacing w:before="480" w:lineRule="auto"/>
-        <w:rPr>
-          <w:b w:val="1"/>
-          <w:bCs w:val="1"/>
-          <w:sz w:val="46"/>
-          <w:szCs w:val="46"/>
-        </w:rPr>
-      </w:pPr>
-      <w:bookmarkStart w:colFirst="0" w:colLast="0" w:name="_mgktuopnprc8" w:id="345"/>
-      <w:bookmarkEnd w:id="345"/>
-      <w:r>
-        <w:rPr>
-          <w:b w:val="1"/>
-          <w:bCs w:val="1"/>
-          <w:sz w:val="46"/>
-          <w:szCs w:val="46"/>
-          <w:rtl w:val="0"/>
-        </w:rPr>
-        <w:t xml:space="preserve">End of Unit 3 Teacher Guide and Student Packet</w:t>
-      </w:r>
-    </w:p>
-    <w:p>
-      <w:pPr>
-        <w:rPr/>
-      </w:pPr>
-      <w:r>
-        <w:rPr>
-          <w:rtl w:val="0"/>
-        </w:rPr>
-      </w:r>
-    </w:p>
     <w:sectPr>
-      <w:pgSz w:h="15840" w:w="12240" w:orient="portrait"/>
-      <w:pgMar w:bottom="1440" w:top="1440" w:left="1440" w:right="1440" w:header="720" w:footer="720"/>
+      <w:headerReference w:type="default" r:id="rId6"/>
+      <w:footerReference w:type="default" r:id="rId7"/>
+      <w:pgSz w:h="15840" w:w="12240"/>
+      <w:pgMar w:bottom="936" w:top="936" w:left="1440" w:right="1440" w:header="504" w:footer="504"/>
       <w:pgNumType w:start="1"/>
     </w:sectPr>
   </w:body>
 </w:document>
+</file>
+
+<file path=word/footer1.xml><?xml version="1.0" encoding="utf-8"?>
+<w:ftr xmlns:m="http://schemas.openxmlformats.org/officeDocument/2006/math" xmlns:mc="http://schemas.openxmlformats.org/markup-compatibility/2006" xmlns:mo="http://schemas.microsoft.com/office/mac/office/2008/main" xmlns:mv="urn:schemas-microsoft-com:mac:vml" xmlns:o="urn:schemas-microsoft-com:office:office" xmlns:r="http://schemas.openxmlformats.org/officeDocument/2006/relationships" xmlns:v="urn:schemas-microsoft-com:vml" xmlns:w10="urn:schemas-microsoft-com:office:word" xmlns:w14="http://schemas.microsoft.com/office/word/2010/wordml" xmlns:w="http://schemas.openxmlformats.org/wordprocessingml/2006/main" xmlns:wne="http://schemas.microsoft.com/office/word/2006/wordml" xmlns:wp14="http://schemas.microsoft.com/office/word/2010/wordprocessingDrawing" xmlns:wp="http://schemas.openxmlformats.org/drawingml/2006/wordprocessingDrawing" xmlns:wpc="http://schemas.microsoft.com/office/word/2010/wordprocessingCanvas" xmlns:wpg="http://schemas.microsoft.com/office/word/2010/wordprocessingGroup" xmlns:wpi="http://schemas.microsoft.com/office/word/2010/wordprocessingInk" xmlns:wps="http://schemas.microsoft.com/office/word/2010/wordprocessingShape" mc:Ignorable="w14 wp14">
+  <w:p>
+    <w:pPr>
+      <w:pStyle w:val="Footer"/>
+      <w:spacing w:before="40" w:after="0"/>
+      <w:jc w:val="center"/>
+    </w:pPr>
+    <w:r>
+      <w:rPr>
+        <w:rFonts w:ascii="Arial" w:hAnsi="Arial" w:eastAsia="Arial" w:cs="Arial"/>
+        <w:color w:val="555555"/>
+        <w:sz w:val="16"/>
+        <w:szCs w:val="16"/>
+        <w:b w:val="0"/>
+      </w:rPr>
+      <w:t xml:space="preserve">STARLAB | UNIT 3 | APPENDIX U | PAGE </w:t>
+    </w:r>
+    <w:r>
+      <w:rPr>
+        <w:rFonts w:ascii="Arial" w:hAnsi="Arial" w:eastAsia="Arial" w:cs="Arial"/>
+        <w:color w:val="555555"/>
+        <w:sz w:val="16"/>
+        <w:szCs w:val="16"/>
+        <w:b w:val="0"/>
+      </w:rPr>
+      <w:fldChar w:fldCharType="begin"/>
+      <w:instrText xml:space="preserve"> PAGE </w:instrText>
+      <w:fldChar w:fldCharType="end"/>
+    </w:r>
+  </w:p>
+</w:ftr>
+</file>
+
+<file path=word/header1.xml><?xml version="1.0" encoding="utf-8"?>
+<w:hdr xmlns:m="http://schemas.openxmlformats.org/officeDocument/2006/math" xmlns:mc="http://schemas.openxmlformats.org/markup-compatibility/2006" xmlns:mo="http://schemas.microsoft.com/office/mac/office/2008/main" xmlns:mv="urn:schemas-microsoft-com:mac:vml" xmlns:o="urn:schemas-microsoft-com:office:office" xmlns:r="http://schemas.openxmlformats.org/officeDocument/2006/relationships" xmlns:v="urn:schemas-microsoft-com:vml" xmlns:w10="urn:schemas-microsoft-com:office:word" xmlns:w14="http://schemas.microsoft.com/office/word/2010/wordml" xmlns:w="http://schemas.openxmlformats.org/wordprocessingml/2006/main" xmlns:wne="http://schemas.microsoft.com/office/word/2006/wordml" xmlns:wp14="http://schemas.microsoft.com/office/word/2010/wordprocessingDrawing" xmlns:wp="http://schemas.openxmlformats.org/drawingml/2006/wordprocessingDrawing" xmlns:wpc="http://schemas.microsoft.com/office/word/2010/wordprocessingCanvas" xmlns:wpg="http://schemas.microsoft.com/office/word/2010/wordprocessingGroup" xmlns:wpi="http://schemas.microsoft.com/office/word/2010/wordprocessingInk" xmlns:wps="http://schemas.microsoft.com/office/word/2010/wordprocessingShape" mc:Ignorable="w14 wp14">
+  <w:p>
+    <w:pPr>
+      <w:pStyle w:val="Header"/>
+    </w:pPr>
+  </w:p>
+</w:hdr>
 </file>
 
 <file path=word/numbering.xml><?xml version="1.0" encoding="utf-8"?>
@@ -14511,19 +14676,32 @@
   </w:style>
   <w:style w:type="paragraph" w:styleId="Normal" w:default="1">
     <w:name w:val="normal"/>
+    <w:pPr>
+      <w:keepLines w:val="0"/>
+      <w:spacing w:before="0" w:after="40" w:line="240" w:lineRule="auto"/>
+    </w:pPr>
+    <w:rPr>
+      <w:rFonts w:ascii="Arial" w:hAnsi="Arial" w:eastAsia="Arial"/>
+      <w:b w:val="0"/>
+      <w:color w:val="111111"/>
+      <w:sz w:val="18"/>
+    </w:rPr>
   </w:style>
   <w:style w:type="paragraph" w:styleId="Heading1">
     <w:name w:val="heading 1"/>
     <w:basedOn w:val="Normal"/>
     <w:next w:val="Normal"/>
     <w:pPr>
-      <w:keepNext w:val="1"/>
+      <w:keepNext/>
       <w:keepLines w:val="1"/>
       <w:pageBreakBefore w:val="0"/>
-      <w:spacing w:after="120" w:before="400" w:lineRule="auto"/>
+      <w:spacing w:after="60" w:before="180" w:lineRule="auto" w:line="240"/>
     </w:pPr>
     <w:rPr>
-      <w:sz w:val="40"/>
+      <w:rFonts w:ascii="Arial" w:hAnsi="Arial" w:eastAsia="Arial"/>
+      <w:b/>
+      <w:color w:val="E31B23"/>
+      <w:sz w:val="27"/>
       <w:szCs w:val="40"/>
     </w:rPr>
   </w:style>
@@ -14532,15 +14710,17 @@
     <w:basedOn w:val="Normal"/>
     <w:next w:val="Normal"/>
     <w:pPr>
-      <w:keepNext w:val="1"/>
+      <w:keepNext/>
       <w:keepLines w:val="1"/>
       <w:pageBreakBefore w:val="0"/>
-      <w:spacing w:after="120" w:before="360" w:lineRule="auto"/>
+      <w:spacing w:after="40" w:before="120" w:lineRule="auto" w:line="240"/>
     </w:pPr>
     <w:rPr>
-      <w:b w:val="0"/>
+      <w:rFonts w:ascii="Arial" w:hAnsi="Arial" w:eastAsia="Arial"/>
+      <w:b/>
       <w:bCs w:val="0"/>
-      <w:sz w:val="32"/>
+      <w:color w:val="111111"/>
+      <w:sz w:val="22"/>
       <w:szCs w:val="32"/>
     </w:rPr>
   </w:style>
@@ -14549,16 +14729,17 @@
     <w:basedOn w:val="Normal"/>
     <w:next w:val="Normal"/>
     <w:pPr>
-      <w:keepNext w:val="1"/>
+      <w:keepNext/>
       <w:keepLines w:val="1"/>
       <w:pageBreakBefore w:val="0"/>
-      <w:spacing w:after="80" w:before="320" w:lineRule="auto"/>
+      <w:spacing w:after="40" w:before="100" w:lineRule="auto" w:line="240"/>
     </w:pPr>
     <w:rPr>
-      <w:b w:val="0"/>
+      <w:rFonts w:ascii="Arial" w:hAnsi="Arial" w:eastAsia="Arial"/>
+      <w:b/>
       <w:bCs w:val="0"/>
-      <w:color w:val="434343"/>
-      <w:sz w:val="28"/>
+      <w:color w:val="555555"/>
+      <w:sz w:val="20"/>
       <w:szCs w:val="28"/>
     </w:rPr>
   </w:style>
@@ -14709,6 +14890,117 @@
       <w:tblStyleColBandSize w:val="1"/>
       <w:tblCellMar/>
     </w:tblPr>
+  </w:style>
+  <w:style w:type="paragraph" w:customStyle="1" w:styleId="STARLABKicker">
+    <w:name w:val="STARLAB Kicker"/>
+    <w:pPr>
+      <w:spacing w:before="0" w:after="60" w:line="240" w:lineRule="auto"/>
+    </w:pPr>
+    <w:rPr>
+      <w:rFonts w:ascii="Arial" w:hAnsi="Arial" w:eastAsia="Arial"/>
+      <w:b/>
+      <w:caps/>
+      <w:color w:val="E31B23"/>
+      <w:sz w:val="18"/>
+    </w:rPr>
+  </w:style>
+  <w:style w:type="paragraph" w:customStyle="1" w:styleId="STARLABResourceTitle">
+    <w:name w:val="STARLAB Resource Title"/>
+    <w:pPr>
+      <w:spacing w:before="0" w:after="60" w:line="240" w:lineRule="auto"/>
+    </w:pPr>
+    <w:rPr>
+      <w:rFonts w:ascii="Arial" w:hAnsi="Arial" w:eastAsia="Arial"/>
+      <w:b/>
+      <w:color w:val="111111"/>
+      <w:sz w:val="38"/>
+    </w:rPr>
+  </w:style>
+  <w:style w:type="paragraph" w:customStyle="1" w:styleId="STARLABResourceMeta">
+    <w:name w:val="STARLAB Resource Meta"/>
+    <w:pPr>
+      <w:spacing w:before="0" w:after="80" w:line="240" w:lineRule="auto"/>
+    </w:pPr>
+    <w:rPr>
+      <w:rFonts w:ascii="Arial" w:hAnsi="Arial" w:eastAsia="Arial"/>
+      <w:b/>
+      <w:color w:val="555555"/>
+      <w:sz w:val="17"/>
+    </w:rPr>
+  </w:style>
+  <w:style w:type="paragraph" w:customStyle="1" w:styleId="STARLABDivider">
+    <w:name w:val="STARLAB Divider"/>
+    <w:pPr>
+      <w:spacing w:before="0" w:after="160" w:line="240" w:lineRule="auto"/>
+    </w:pPr>
+    <w:rPr>
+      <w:rFonts w:ascii="Arial" w:hAnsi="Arial" w:eastAsia="Arial"/>
+      <w:b w:val="0"/>
+      <w:color w:val="E31B23"/>
+      <w:sz w:val="4"/>
+    </w:rPr>
+  </w:style>
+  <w:style w:type="paragraph" w:customStyle="1" w:styleId="STARLABPrompt">
+    <w:name w:val="STARLAB Prompt"/>
+    <w:pPr>
+      <w:spacing w:before="60" w:after="40" w:line="247" w:lineRule="auto"/>
+    </w:pPr>
+    <w:rPr>
+      <w:rFonts w:ascii="Arial" w:hAnsi="Arial" w:eastAsia="Arial"/>
+      <w:b/>
+      <w:color w:val="111111"/>
+      <w:sz w:val="20"/>
+    </w:rPr>
+  </w:style>
+  <w:style w:type="paragraph" w:customStyle="1" w:styleId="STARLABUseNote">
+    <w:name w:val="STARLAB Use Note"/>
+    <w:pPr>
+      <w:spacing w:before="0" w:after="80" w:line="247" w:lineRule="auto"/>
+    </w:pPr>
+    <w:rPr>
+      <w:rFonts w:ascii="Arial" w:hAnsi="Arial" w:eastAsia="Arial"/>
+      <w:b w:val="0"/>
+      <w:color w:val="555555"/>
+      <w:sz w:val="17"/>
+    </w:rPr>
+  </w:style>
+  <w:style w:type="paragraph" w:customStyle="1" w:styleId="STARLABResponseLine">
+    <w:name w:val="STARLAB Response Line"/>
+    <w:pPr>
+      <w:spacing w:before="0" w:after="60" w:line="240" w:lineRule="auto"/>
+    </w:pPr>
+    <w:rPr>
+      <w:rFonts w:ascii="Arial" w:hAnsi="Arial" w:eastAsia="Arial"/>
+      <w:b w:val="0"/>
+      <w:color w:val="111111"/>
+      <w:sz w:val="20"/>
+    </w:rPr>
+  </w:style>
+  <w:style w:type="paragraph" w:customStyle="1" w:styleId="ListBullet">
+    <w:name w:val="List Bullet"/>
+    <w:pPr>
+      <w:spacing w:before="0" w:after="40" w:line="240" w:lineRule="auto"/>
+      <w:ind w:left="547" w:hanging="274"/>
+    </w:pPr>
+    <w:rPr>
+      <w:rFonts w:ascii="Arial" w:hAnsi="Arial" w:eastAsia="Arial"/>
+      <w:b w:val="0"/>
+      <w:color w:val="111111"/>
+      <w:sz w:val="18"/>
+    </w:rPr>
+  </w:style>
+  <w:style w:type="paragraph" w:customStyle="1" w:styleId="ListNumber">
+    <w:name w:val="List Number"/>
+    <w:pPr>
+      <w:spacing w:before="0" w:after="40" w:line="240" w:lineRule="auto"/>
+      <w:ind w:left="547" w:hanging="274"/>
+    </w:pPr>
+    <w:rPr>
+      <w:rFonts w:ascii="Arial" w:hAnsi="Arial" w:eastAsia="Arial"/>
+      <w:b w:val="0"/>
+      <w:color w:val="111111"/>
+      <w:sz w:val="18"/>
+    </w:rPr>
   </w:style>
 </w:styles>
 </file>
